--- a/Quanta, Actually - SERIES/QED Course/chapters/Lesson 81 Generating Functionals.docx
+++ b/Quanta, Actually - SERIES/QED Course/chapters/Lesson 81 Generating Functionals.docx
@@ -17,7 +17,7 @@
         <w:jc w:val="center"/>
       </w:pPr>
       <w:r>
-        <w:t>Lesson 81 of the Complete Quantum Electrodynamics Course</w:t>
+        <w:t>Lesson 81 of Quantum, Actually, Volume 2: A QED Course</w:t>
       </w:r>
     </w:p>
     <w:p>
@@ -74,7 +74,16 @@
     </w:p>
     <w:p>
       <w:r>
-        <w:t>Lesson 80 wrote every correlator as a ratio of path integrals with fields inserted. This lesson packages all of those ratios into one object. Adding a source term ∫Jφ to the action turns the vacuum amplitude into a functional Z[J]. Differentiating with respect to J(x) brings down φ(x), so every time-ordered correlator becomes a functional derivative of Z at J = 0. For a free field the integral can be done exactly. The result, Z[J] = Z[0] exp(−½∫JD_FJ), contains the propagator and all of Wick's theorem. It also has a direct physical meaning: for static sources it gives the energy between them, which is the Yukawa potential for a scalar and the Coulomb potential for the photon, and for moving sources its magnitude is the Poisson probability of emitting nothing. The logarithm W[J] = −i log Z[J] generates connected correlators only. Expect six to eight hours.</w:t>
+        <w:t>Lesson 80 wrote every correlator as a ratio of path integrals with fields inserted. This lesson packages all of those ratios into one object. Adding a source term ∫Jφ to the action turns the vacuum amplitude into a functional Z[J]. Differentiating with respect to J(x) brings down φ(x), so every time-ordered correlator becomes a functional derivative of Z at J = 0. For a free field the integral can be done exactly. The result, Z[J] = Z[0] exp(−½∫JD</w:t>
+      </w:r>
+      <w:r>
+        <w:rPr>
+          <w:vertAlign w:val="subscript"/>
+        </w:rPr>
+        <w:t>FJ</w:t>
+      </w:r>
+      <w:r>
+        <w:t>), contains the propagator and all of Wick's theorem. It also has a direct physical meaning: for static sources it gives the energy between them, which is the Yukawa potential for a scalar and the Coulomb potential for the photon, and for moving sources its magnitude is the Poisson probability of emitting nothing. The logarithm W[J] = −i log Z[J] generates connected correlators only. Expect six to eight hours.</w:t>
       </w:r>
     </w:p>
     <w:p>
@@ -98,7 +107,16 @@
         <w:pStyle w:val="ListBullet"/>
       </w:pPr>
       <w:r>
-        <w:t>Define Z[J] and obtain ⟨Tφ(x₁)…φ(x_n)⟩ as (−i)ⁿ times the nth functional derivative of Z, divided by Z[0].</w:t>
+        <w:t>Define Z[J] and obtain ⟨Tφ(x₁)…φ(x</w:t>
+      </w:r>
+      <w:r>
+        <w:rPr>
+          <w:vertAlign w:val="subscript"/>
+        </w:rPr>
+        <w:t>n</w:t>
+      </w:r>
+      <w:r>
+        <w:t>)⟩ as (−i)ⁿ times the nth functional derivative of Z, divided by Z[0].</w:t>
       </w:r>
     </w:p>
     <w:p>
@@ -106,7 +124,25 @@
         <w:pStyle w:val="ListBullet"/>
       </w:pPr>
       <w:r>
-        <w:t>Complete the square to obtain Z₀[J] = Z₀[0] exp(−½∫J D_F J), with the signs and factors of i fixed by the course's D_F = i/(k² − m² + iε).</w:t>
+        <w:t>Complete the square to obtain Z₀[J] = Z₀[0] exp(−½∫J D</w:t>
+      </w:r>
+      <w:r>
+        <w:rPr>
+          <w:vertAlign w:val="subscript"/>
+        </w:rPr>
+        <w:t>F</w:t>
+      </w:r>
+      <w:r>
+        <w:t xml:space="preserve"> J), with the signs and factors of i fixed by the course's D</w:t>
+      </w:r>
+      <w:r>
+        <w:rPr>
+          <w:vertAlign w:val="subscript"/>
+        </w:rPr>
+        <w:t>F</w:t>
+      </w:r>
+      <w:r>
+        <w:t xml:space="preserve"> = i/(k² − m² + iε).</w:t>
       </w:r>
     </w:p>
     <w:p>
@@ -114,7 +150,16 @@
         <w:pStyle w:val="ListBullet"/>
       </w:pPr>
       <w:r>
-        <w:t>Compute the energy of static sources from Z[J] = e^{−iET}, and obtain the Yukawa and Coulomb potentials with their signs.</w:t>
+        <w:t>Compute the energy of static sources from Z[J] = e</w:t>
+      </w:r>
+      <w:r>
+        <w:rPr>
+          <w:vertAlign w:val="superscript"/>
+        </w:rPr>
+        <w:t>−iET</w:t>
+      </w:r>
+      <w:r>
+        <w:t>, and obtain the Yukawa and Coulomb potentials with their signs.</w:t>
       </w:r>
     </w:p>
     <w:p>
@@ -296,7 +341,16 @@
           </w:tcPr>
           <w:p>
             <w:r>
-              <w:t>D_F(x − y)</w:t>
+              <w:t>D</w:t>
+            </w:r>
+            <w:r>
+              <w:rPr>
+                <w:vertAlign w:val="subscript"/>
+              </w:rPr>
+              <w:t>F</w:t>
+            </w:r>
+            <w:r>
+              <w:t>(x − y)</w:t>
             </w:r>
           </w:p>
         </w:tc>
@@ -313,7 +367,16 @@
           </w:tcPr>
           <w:p>
             <w:r>
-              <w:t>Feynman propagator, i/(k² − m² + iε) in momentum space, so D_F = iK⁻¹ (Lesson 80)</w:t>
+              <w:t>Feynman propagator, i/(k² − m² + iε) in momentum space, so D</w:t>
+            </w:r>
+            <w:r>
+              <w:rPr>
+                <w:vertAlign w:val="subscript"/>
+              </w:rPr>
+              <w:t>F</w:t>
+            </w:r>
+            <w:r>
+              <w:t xml:space="preserve"> = iK⁻¹ (Lesson 80)</w:t>
             </w:r>
           </w:p>
         </w:tc>
@@ -444,7 +507,13 @@
           </w:tcPr>
           <w:p>
             <w:r>
-              <w:t>j^μ</w:t>
+              <w:t>j</w:t>
+            </w:r>
+            <w:r>
+              <w:rPr>
+                <w:vertAlign w:val="superscript"/>
+              </w:rPr>
+              <w:t>μ</w:t>
             </w:r>
           </w:p>
         </w:tc>
@@ -461,7 +530,13 @@
           </w:tcPr>
           <w:p>
             <w:r>
-              <w:t>A conserved external current coupled to A_μ</w:t>
+              <w:t>A conserved external current coupled to A</w:t>
+            </w:r>
+            <w:r>
+              <w:rPr>
+                <w:vertAlign w:val="subscript"/>
+              </w:rPr>
+              <w:t>μ</w:t>
             </w:r>
           </w:p>
         </w:tc>
@@ -641,7 +716,25 @@
     </w:p>
     <w:p>
       <w:r>
-        <w:t>To see this, shift x = y + A⁻¹j. The exponent becomes −½yᵀAy + ½jᵀA⁻¹j, and the shift does not change the measure. Each derivative ∂/∂j_i brings down x_i, so</w:t>
+        <w:t>To see this, shift x = y + A⁻¹j. The exponent becomes −½yᵀAy + ½jᵀA⁻¹j, and the shift does not change the measure. Each derivative ∂/∂j</w:t>
+      </w:r>
+      <w:r>
+        <w:rPr>
+          <w:vertAlign w:val="subscript"/>
+        </w:rPr>
+        <w:t>i</w:t>
+      </w:r>
+      <w:r>
+        <w:t xml:space="preserve"> brings down x</w:t>
+      </w:r>
+      <w:r>
+        <w:rPr>
+          <w:vertAlign w:val="subscript"/>
+        </w:rPr>
+        <w:t>i</w:t>
+      </w:r>
+      <w:r>
+        <w:t>, so</w:t>
       </w:r>
     </w:p>
     <w:p>
@@ -843,7 +936,16 @@
     </w:p>
     <w:p>
       <w:r>
-        <w:t>Expand e^{½jA⁻¹j} in powers of j. The term with k factors of ½jA⁻¹j contains 2k j's, and setting j = 0 after 2k derivatives keeps only that term. The 2k derivatives distribute the indices over the k factors of A⁻¹ in every possible way, and the 1/k! and the ½s cancel the overcounting. What remains is the sum over all distinct pairings. Wick's theorem is the Taylor expansion of an exponential of a quadratic.</w:t>
+        <w:t>Expand e</w:t>
+      </w:r>
+      <w:r>
+        <w:rPr>
+          <w:vertAlign w:val="superscript"/>
+        </w:rPr>
+        <w:t>½jA⁻¹j</w:t>
+      </w:r>
+      <w:r>
+        <w:t xml:space="preserve"> in powers of j. The term with k factors of ½jA⁻¹j contains 2k j's, and setting j = 0 after 2k derivatives keeps only that term. The 2k derivatives distribute the indices over the k factors of A⁻¹ in every possible way, and the 1/k! and the ½s cancel the overcounting. What remains is the sum over all distinct pairings. Wick's theorem is the Taylor expansion of an exponential of a quadratic.</w:t>
       </w:r>
     </w:p>
     <w:p>
@@ -857,12 +959,57 @@
     </w:p>
     <w:p>
       <w:r>
-        <w:t>For one variable, Z(j)/Z(0) = e^{j²/2a}. Find ⟨x⁴⟩ and ⟨x⁶⟩.</w:t>
+        <w:t>For one variable, Z(j)/Z(0) = e</w:t>
+      </w:r>
+      <w:r>
+        <w:rPr>
+          <w:vertAlign w:val="superscript"/>
+        </w:rPr>
+        <w:t>j²/2a</w:t>
+      </w:r>
+      <w:r>
+        <w:t>. Find ⟨x⁴⟩ and ⟨x⁶⟩.</w:t>
       </w:r>
     </w:p>
     <w:p>
       <w:r>
-        <w:t>The series is Σ_k (j²/2a)^k/k!. The j⁴ term is j⁴/(8a²), and its fourth derivative at j = 0 is 4!/(8a²) = 3/a². The j⁶ term is j⁶/(48a³), and its sixth derivative is 720/(48a³) = 15/a³. These are the 3 and 15 pairings of four and six objects, each pairing worth one factor 1/a = ⟨x²⟩. The general result is ⟨x^{2k}⟩ = (2k − 1)!!/a^k, the formula Lesson 80 used in its zero-dimensional model.</w:t>
+        <w:t>The series is Σ</w:t>
+      </w:r>
+      <w:r>
+        <w:rPr>
+          <w:vertAlign w:val="subscript"/>
+        </w:rPr>
+        <w:t>k</w:t>
+      </w:r>
+      <w:r>
+        <w:t xml:space="preserve"> (j²/2a)</w:t>
+      </w:r>
+      <w:r>
+        <w:rPr>
+          <w:vertAlign w:val="superscript"/>
+        </w:rPr>
+        <w:t>k</w:t>
+      </w:r>
+      <w:r>
+        <w:t>/k!. The j⁴ term is j⁴/(8a²), and its fourth derivative at j = 0 is 4!/(8a²) = 3/a². The j⁶ term is j⁶/(48a³), and its sixth derivative is 720/(48a³) = 15/a³. These are the 3 and 15 pairings of four and six objects, each pairing worth one factor 1/a = ⟨x²⟩. The general result is ⟨x</w:t>
+      </w:r>
+      <w:r>
+        <w:rPr>
+          <w:vertAlign w:val="superscript"/>
+        </w:rPr>
+        <w:t>2k</w:t>
+      </w:r>
+      <w:r>
+        <w:t>⟩ = (2k − 1)!!/a</w:t>
+      </w:r>
+      <w:r>
+        <w:rPr>
+          <w:vertAlign w:val="superscript"/>
+        </w:rPr>
+        <w:t>k</w:t>
+      </w:r>
+      <w:r>
+        <w:t>, the formula Lesson 80 used in its zero-dimensional model.</w:t>
       </w:r>
     </w:p>
     <w:p>
@@ -1501,7 +1648,16 @@
     </w:p>
     <w:p>
       <w:r>
-        <w:t>The rule gives −iδZ/δJ(x)|₀ = Z[0]⟨Ω|φ(x)|Ω⟩, the vacuum expectation value of the field. In the free theory the integrand is even under φ → −φ, so it vanishes. For the photon in QED it vanishes by charge conjugation (Lesson 31), because A_μ is C-odd and the vacuum is C-even. A theory in which it does not vanish has a condensate. Lesson 87 meets one in the Higgs field. The first nontrivial derivative of a free theory is therefore the second.</w:t>
+        <w:t>The rule gives −iδZ/δJ(x)|₀ = Z[0]⟨Ω|φ(x)|Ω⟩, the vacuum expectation value of the field. In the free theory the integrand is even under φ → −φ, so it vanishes. For the photon in QED it vanishes by charge conjugation (Lesson 31), because A</w:t>
+      </w:r>
+      <w:r>
+        <w:rPr>
+          <w:vertAlign w:val="subscript"/>
+        </w:rPr>
+        <w:t>μ</w:t>
+      </w:r>
+      <w:r>
+        <w:t xml:space="preserve"> is C-odd and the vacuum is C-even. A theory in which it does not vanish has a condensate. Lesson 87 meets one in the Higgs field. The first nontrivial derivative of a free theory is therefore the second.</w:t>
       </w:r>
     </w:p>
     <w:p>
@@ -1522,7 +1678,16 @@
     </w:p>
     <w:p>
       <w:r>
-        <w:t>For the free scalar, Lesson 80 wrote S₀ = ½∫φKφ with K = −(∂² + m²) and D_F = iK⁻¹. With the source,</w:t>
+        <w:t>For the free scalar, Lesson 80 wrote S₀ = ½∫φKφ with K = −(∂² + m²) and D</w:t>
+      </w:r>
+      <w:r>
+        <w:rPr>
+          <w:vertAlign w:val="subscript"/>
+        </w:rPr>
+        <w:t>F</w:t>
+      </w:r>
+      <w:r>
+        <w:t xml:space="preserve"> = iK⁻¹. With the source,</w:t>
       </w:r>
     </w:p>
     <w:p>
@@ -1694,7 +1859,16 @@
     </w:p>
     <w:p>
       <w:r>
-        <w:t>where ∫d⁴x and ∫d⁴y are implied and K is symmetric after integrating by parts. Shift φ by −K⁻¹J. This is a linear change of variables, under which Dφ is invariant. The Gaussian over the shifted field gives Z₀[0], and what remains is exp(−(i/2)∫JK⁻¹J). Using K⁻¹ = −iD_F,</w:t>
+        <w:t>where ∫d⁴x and ∫d⁴y are implied and K is symmetric after integrating by parts. Shift φ by −K⁻¹J. This is a linear change of variables, under which Dφ is invariant. The Gaussian over the shifted field gives Z₀[0], and what remains is exp(−(i/2)∫JK⁻¹J). Using K⁻¹ = −iD</w:t>
+      </w:r>
+      <w:r>
+        <w:rPr>
+          <w:vertAlign w:val="subscript"/>
+        </w:rPr>
+        <w:t>F</w:t>
+      </w:r>
+      <w:r>
+        <w:t>,</w:t>
       </w:r>
     </w:p>
     <w:p>
@@ -1892,7 +2066,25 @@
     </w:p>
     <w:p>
       <w:r>
-        <w:t>This formula, with D_F the course's propagator, is the free field theory written as a single exponential. The iε in D_F is the convergence factor of Lesson 80, Section 4.3, and it is what makes the shift legitimate.</w:t>
+        <w:t>This formula, with D</w:t>
+      </w:r>
+      <w:r>
+        <w:rPr>
+          <w:vertAlign w:val="subscript"/>
+        </w:rPr>
+        <w:t>F</w:t>
+      </w:r>
+      <w:r>
+        <w:t xml:space="preserve"> the course's propagator, is the free field theory written as a single exponential. The iε in D</w:t>
+      </w:r>
+      <w:r>
+        <w:rPr>
+          <w:vertAlign w:val="subscript"/>
+        </w:rPr>
+        <w:t>F</w:t>
+      </w:r>
+      <w:r>
+        <w:t xml:space="preserve"> is the convergence factor of Lesson 80, Section 4.3, and it is what makes the shift legitimate.</w:t>
       </w:r>
     </w:p>
     <w:p>
@@ -1905,7 +2097,43 @@
     </w:p>
     <w:p>
       <w:r>
-        <w:t>Apply Section 2.1 twice. The first derivative gives −iδ/δJ(y) acting on the exponent: −i × (−∫D_F(y − z)J(z)) = i∫D_F(y − z)J(z). The second derivative, −iδ/δJ(x), of that factor gives −i × i D_F(x − y) = D_F(x − y). All other terms still contain a J and vanish at J = 0. Therefore</w:t>
+        <w:t>Apply Section 2.1 twice. The first derivative gives −iδ/δJ(y) acting on the exponent: −i × (−∫D</w:t>
+      </w:r>
+      <w:r>
+        <w:rPr>
+          <w:vertAlign w:val="subscript"/>
+        </w:rPr>
+        <w:t>F</w:t>
+      </w:r>
+      <w:r>
+        <w:t>(y − z)J(z)) = i∫D</w:t>
+      </w:r>
+      <w:r>
+        <w:rPr>
+          <w:vertAlign w:val="subscript"/>
+        </w:rPr>
+        <w:t>F</w:t>
+      </w:r>
+      <w:r>
+        <w:t>(y − z)J(z). The second derivative, −iδ/δJ(x), of that factor gives −i × i D</w:t>
+      </w:r>
+      <w:r>
+        <w:rPr>
+          <w:vertAlign w:val="subscript"/>
+        </w:rPr>
+        <w:t>F</w:t>
+      </w:r>
+      <w:r>
+        <w:t>(x − y) = D</w:t>
+      </w:r>
+      <w:r>
+        <w:rPr>
+          <w:vertAlign w:val="subscript"/>
+        </w:rPr>
+        <w:t>F</w:t>
+      </w:r>
+      <w:r>
+        <w:t>(x − y). All other terms still contain a J and vanish at J = 0. Therefore</w:t>
       </w:r>
     </w:p>
     <w:p>
@@ -2020,7 +2248,25 @@
     </w:p>
     <w:p>
       <w:r>
-        <w:t>Write E = −½∫JD_FJ. Four derivatives at J = 0 keep only the E²/2 term of e^E. In E²/2 = (1/8)∫∫JDJ JDJ, the four derivatives can hit the four J's in 4! = 24 ways. Each way gives a product of two propagators, with the four points split into two pairs. There are 24/8 = 3 distinct results, each appearing with coefficient 1 once the factors of (−i)⁴ and (−1)² are collected:</w:t>
+        <w:t>Write E = −½∫JD</w:t>
+      </w:r>
+      <w:r>
+        <w:rPr>
+          <w:vertAlign w:val="subscript"/>
+        </w:rPr>
+        <w:t>FJ</w:t>
+      </w:r>
+      <w:r>
+        <w:t>. Four derivatives at J = 0 keep only the E²/2 term of e</w:t>
+      </w:r>
+      <w:r>
+        <w:rPr>
+          <w:vertAlign w:val="superscript"/>
+        </w:rPr>
+        <w:t>E</w:t>
+      </w:r>
+      <w:r>
+        <w:t>. In E²/2 = (1/8)∫∫JDJ JDJ, the four derivatives can hit the four J's in 4! = 24 ways. Each way gives a product of two propagators, with the four points split into two pairs. There are 24/8 = 3 distinct results, each appearing with coefficient 1 once the factors of (−i)⁴ and (−1)² are collected:</w:t>
       </w:r>
     </w:p>
     <w:p>
@@ -2434,7 +2680,16 @@
     </w:p>
     <w:p>
       <w:r>
-        <w:t>Let J be time-independent and switched on for a long time T. A static source cannot create real quanta, because a time-independent J has no Fourier component at k⁰ = ω_k ≥ m. The vacuum stays the vacuum, but its energy shifts by E. The amplitude is a pure phase:</w:t>
+        <w:t>Let J be time-independent and switched on for a long time T. A static source cannot create real quanta, because a time-independent J has no Fourier component at k⁰ = ω</w:t>
+      </w:r>
+      <w:r>
+        <w:rPr>
+          <w:vertAlign w:val="subscript"/>
+        </w:rPr>
+        <w:t>k</w:t>
+      </w:r>
+      <w:r>
+        <w:t xml:space="preserve"> ≥ m. The vacuum stays the vacuum, but its energy shifts by E. The amplitude is a pure phase:</w:t>
       </w:r>
     </w:p>
     <w:p>
@@ -2513,7 +2768,25 @@
     </w:p>
     <w:p>
       <w:r>
-        <w:t>Comparing with Section 3.1 gives E = −(i/2T)∫JD_FJ. Now take two point sources of strength g at x₁ and x₂, J(x) = g[δ³(x − x₁) + δ³(x − x₂)]. The time integrals in ∫JD_FJ set k⁰ = 0 and leave a factor T. At k⁰ = 0 the propagator is i/(−|k|² − m²) = −i/(|k|² + m²). The cross terms, two of them, give</w:t>
+        <w:t>Comparing with Section 3.1 gives E = −(i/2T)∫JD</w:t>
+      </w:r>
+      <w:r>
+        <w:rPr>
+          <w:vertAlign w:val="subscript"/>
+        </w:rPr>
+        <w:t>FJ</w:t>
+      </w:r>
+      <w:r>
+        <w:t>. Now take two point sources of strength g at x₁ and x₂, J(x) = g[δ³(x − x₁) + δ³(x − x₂)]. The time integrals in ∫JD</w:t>
+      </w:r>
+      <w:r>
+        <w:rPr>
+          <w:vertAlign w:val="subscript"/>
+        </w:rPr>
+        <w:t>FJ</w:t>
+      </w:r>
+      <w:r>
+        <w:t xml:space="preserve"> set k⁰ = 0 and leave a factor T. At k⁰ = 0 the propagator is i/(−|k|² − m²) = −i/(|k|² + m²). The cross terms, two of them, give</w:t>
       </w:r>
     </w:p>
     <w:p>
@@ -2785,7 +3058,133 @@
     </w:p>
     <w:p>
       <w:r>
-        <w:t>For the photon the source is a conserved current, through ℒ ⊃ −j_μA^μ, the coupling −qψ̄γ^μψA_μ of Lesson 42 with the charge density replaced by a classical one. The same steps give Z[j] = Z[0] exp[−½∫j_μD^{μν}j_ν]. The sign of the source does not matter, because it appears twice. Because ∂_μj^μ = 0, the k^μk^ν part of the propagator drops out (Lesson 72), so the result is independent of the gauge parameter ξ. Take Feynman gauge, D^{μν} = −ig^{μν}/(k² + iε). For static charges only j⁰ is nonzero, and g^{00} = +1, so the propagator at k⁰ = 0 is −i/(−|k|²) = +i/|k|². That is the opposite sign to the scalar's. Repeating Section 4.1 for charges q₁ and q₂:</w:t>
+        <w:t>For the photon the source is a conserved current, through ℒ ⊃ −j</w:t>
+      </w:r>
+      <w:r>
+        <w:rPr>
+          <w:vertAlign w:val="subscript"/>
+        </w:rPr>
+        <w:t>μ</w:t>
+      </w:r>
+      <w:r>
+        <w:t>A</w:t>
+      </w:r>
+      <w:r>
+        <w:rPr>
+          <w:vertAlign w:val="superscript"/>
+        </w:rPr>
+        <w:t>μ</w:t>
+      </w:r>
+      <w:r>
+        <w:t>, the coupling −qψ̄γ</w:t>
+      </w:r>
+      <w:r>
+        <w:rPr>
+          <w:vertAlign w:val="superscript"/>
+        </w:rPr>
+        <w:t>μ</w:t>
+      </w:r>
+      <w:r>
+        <w:t>ψA</w:t>
+      </w:r>
+      <w:r>
+        <w:rPr>
+          <w:vertAlign w:val="subscript"/>
+        </w:rPr>
+        <w:t>μ</w:t>
+      </w:r>
+      <w:r>
+        <w:t xml:space="preserve"> of Lesson 42 with the charge density replaced by a classical one. The same steps give Z[j] = Z[0] exp[−½∫j</w:t>
+      </w:r>
+      <w:r>
+        <w:rPr>
+          <w:vertAlign w:val="subscript"/>
+        </w:rPr>
+        <w:t>μ</w:t>
+      </w:r>
+      <w:r>
+        <w:t>D</w:t>
+      </w:r>
+      <w:r>
+        <w:rPr>
+          <w:vertAlign w:val="superscript"/>
+        </w:rPr>
+        <w:t>μν</w:t>
+      </w:r>
+      <w:r>
+        <w:t>j</w:t>
+      </w:r>
+      <w:r>
+        <w:rPr>
+          <w:vertAlign w:val="subscript"/>
+        </w:rPr>
+        <w:t>ν</w:t>
+      </w:r>
+      <w:r>
+        <w:t>]. The sign of the source does not matter, because it appears twice. Because ∂</w:t>
+      </w:r>
+      <w:r>
+        <w:rPr>
+          <w:vertAlign w:val="subscript"/>
+        </w:rPr>
+        <w:t>μ</w:t>
+      </w:r>
+      <w:r>
+        <w:t>j</w:t>
+      </w:r>
+      <w:r>
+        <w:rPr>
+          <w:vertAlign w:val="superscript"/>
+        </w:rPr>
+        <w:t>μ</w:t>
+      </w:r>
+      <w:r>
+        <w:t xml:space="preserve"> = 0, the k</w:t>
+      </w:r>
+      <w:r>
+        <w:rPr>
+          <w:vertAlign w:val="superscript"/>
+        </w:rPr>
+        <w:t>μ</w:t>
+      </w:r>
+      <w:r>
+        <w:t>k</w:t>
+      </w:r>
+      <w:r>
+        <w:rPr>
+          <w:vertAlign w:val="superscript"/>
+        </w:rPr>
+        <w:t>ν</w:t>
+      </w:r>
+      <w:r>
+        <w:t xml:space="preserve"> part of the propagator drops out (Lesson 72), so the result is independent of the gauge parameter ξ. Take Feynman gauge, D</w:t>
+      </w:r>
+      <w:r>
+        <w:rPr>
+          <w:vertAlign w:val="superscript"/>
+        </w:rPr>
+        <w:t>μν</w:t>
+      </w:r>
+      <w:r>
+        <w:t xml:space="preserve"> = −ig</w:t>
+      </w:r>
+      <w:r>
+        <w:rPr>
+          <w:vertAlign w:val="superscript"/>
+        </w:rPr>
+        <w:t>μν</w:t>
+      </w:r>
+      <w:r>
+        <w:t>/(k² + iε). For static charges only j⁰ is nonzero, and g</w:t>
+      </w:r>
+      <w:r>
+        <w:rPr>
+          <w:vertAlign w:val="superscript"/>
+        </w:rPr>
+        <w:t>00</w:t>
+      </w:r>
+      <w:r>
+        <w:t xml:space="preserve"> = +1, so the propagator at k⁰ = 0 is −i/(−|k|²) = +i/|k|². That is the opposite sign to the scalar's. Repeating Section 4.1 for charges q₁ and q₂:</w:t>
       </w:r>
     </w:p>
     <w:p>
@@ -3014,7 +3413,16 @@
     </w:p>
     <w:p>
       <w:r>
-        <w:t>This is Coulomb's law in Heaviside–Lorentz units, with α = e²/4π. Like charges repel. The sign difference from the scalar is the factor g^{00} = +1 multiplying −i in the photon propagator. Exchange of an even-spin field between like sources attracts; exchange of an odd-spin field repels. Gravity, carried by spin 2, attracts everything.</w:t>
+        <w:t>This is Coulomb's law in Heaviside–Lorentz units, with α = e²/4π. Like charges repel. The sign difference from the scalar is the factor g</w:t>
+      </w:r>
+      <w:r>
+        <w:rPr>
+          <w:vertAlign w:val="superscript"/>
+        </w:rPr>
+        <w:t>00</w:t>
+      </w:r>
+      <w:r>
+        <w:t xml:space="preserve"> = +1 multiplying −i in the photon propagator. Exchange of an even-spin field between like sources attracts; exchange of an odd-spin field repels. Gravity, carried by spin 2, attracts everything.</w:t>
       </w:r>
     </w:p>
     <w:p>
@@ -3033,7 +3441,25 @@
     </w:p>
     <w:p>
       <w:r>
-        <w:t>Write ∫JD_FJ = ∫d⁴k/(2π)⁴ |J̃(k)|² D_F(k), using J̃(−k) = J̃(k)* for real J. With the iε rule, i/(k² − m² + iε) = iP/(k² − m²) + πδ(k² − m²), where P is the principal value. The principal part is imaginary and contributes to a phase. The delta function is real, and it puts k on shell. Doing the k⁰ integral,</w:t>
+        <w:t>Write ∫JD</w:t>
+      </w:r>
+      <w:r>
+        <w:rPr>
+          <w:vertAlign w:val="subscript"/>
+        </w:rPr>
+        <w:t>FJ</w:t>
+      </w:r>
+      <w:r>
+        <w:t xml:space="preserve"> = ∫d⁴k/(2π)⁴ |J̃(k)|² D</w:t>
+      </w:r>
+      <w:r>
+        <w:rPr>
+          <w:vertAlign w:val="subscript"/>
+        </w:rPr>
+        <w:t>F</w:t>
+      </w:r>
+      <w:r>
+        <w:t>(k), using J̃(−k) = J̃(k)* for real J. With the iε rule, i/(k² − m² + iε) = iP/(k² − m²) + πδ(k² − m²), where P is the principal value. The principal part is imaginary and contributes to a phase. The delta function is real, and it puts k on shell. Doing the k⁰ integral,</w:t>
       </w:r>
     </w:p>
     <w:p>
@@ -3210,7 +3636,43 @@
     </w:p>
     <w:p>
       <w:r>
-        <w:t>Then |Z[J]/Z[0]|² = exp(−Re∫JD_FJ) = e^{−n̄}. That is the probability that the vacuum survives. For a Poisson distribution with mean n̄, e^{−n̄} is the probability of zero events. The quantity n̄ is the mean number of quanta emitted, a sum over on-shell modes of the squared Fourier amplitude of the source. This is Lesson 75's P₀ = e^{−n̄} for soft photons from a classical current, obtained in two lines. A static source has J̃ ∝ δ(k⁰) and so n̄ = 0, which is consistent with Section 4.1.</w:t>
+        <w:t>Then |Z[J]/Z[0]|² = exp(−Re∫JD</w:t>
+      </w:r>
+      <w:r>
+        <w:rPr>
+          <w:vertAlign w:val="subscript"/>
+        </w:rPr>
+        <w:t>FJ</w:t>
+      </w:r>
+      <w:r>
+        <w:t>) = e</w:t>
+      </w:r>
+      <w:r>
+        <w:rPr>
+          <w:vertAlign w:val="superscript"/>
+        </w:rPr>
+        <w:t>−n̄</w:t>
+      </w:r>
+      <w:r>
+        <w:t>. That is the probability that the vacuum survives. For a Poisson distribution with mean n̄, e</w:t>
+      </w:r>
+      <w:r>
+        <w:rPr>
+          <w:vertAlign w:val="superscript"/>
+        </w:rPr>
+        <w:t>−n̄</w:t>
+      </w:r>
+      <w:r>
+        <w:t xml:space="preserve"> is the probability of zero events. The quantity n̄ is the mean number of quanta emitted, a sum over on-shell modes of the squared Fourier amplitude of the source. This is Lesson 75's P₀ = e</w:t>
+      </w:r>
+      <w:r>
+        <w:rPr>
+          <w:vertAlign w:val="superscript"/>
+        </w:rPr>
+        <w:t>−n̄</w:t>
+      </w:r>
+      <w:r>
+        <w:t xml:space="preserve"> for soft photons from a classical current, obtained in two lines. A static source has J̃ ∝ δ(k⁰) and so n̄ = 0, which is consistent with Section 4.1.</w:t>
       </w:r>
     </w:p>
     <w:p>
@@ -3344,7 +3806,16 @@
     </w:p>
     <w:p>
       <w:r>
-        <w:t>For the free field, W₀[J] = W₀[0] + (i/2)∫JD_FJ, which is exactly quadratic in J. Its second derivative is the propagator, and every higher derivative vanishes. The disconnected products of Worked example 3 are generated by exponentiating W, not by W itself. The general statement is that derivatives of W give the connected correlators:</w:t>
+        <w:t>For the free field, W₀[J] = W₀[0] + (i/2)∫JD</w:t>
+      </w:r>
+      <w:r>
+        <w:rPr>
+          <w:vertAlign w:val="subscript"/>
+        </w:rPr>
+        <w:t>FJ</w:t>
+      </w:r>
+      <w:r>
+        <w:t>, which is exactly quadratic in J. Its second derivative is the propagator, and every higher derivative vanishes. The disconnected products of Worked example 3 are generated by exponentiating W, not by W itself. The general statement is that derivatives of W give the connected correlators:</w:t>
       </w:r>
     </w:p>
     <w:p>
@@ -3547,7 +4018,52 @@
     </w:p>
     <w:p>
       <w:r>
-        <w:t>Any diagram contributing to Z[J] is a product of connected pieces, each attached to sources. Suppose a connected piece C appears n times. Permuting the n identical copies gives the same diagram, so it carries a symmetry factor 1/n!. Summing over n for each kind of piece gives Π_C Σ_n C^n/n! = exp[Σ_C C]. The sum of all diagrams is the exponential of the sum of connected ones, so log Z is the sum of connected diagrams. For n = 2 this is the statement ⟨φ₁φ₂⟩_c = ⟨φ₁φ₂⟩ − ⟨φ₁⟩⟨φ₂⟩, and for n = 4, with ⟨φ⟩ = 0,</w:t>
+        <w:t>Any diagram contributing to Z[J] is a product of connected pieces, each attached to sources. Suppose a connected piece C appears n times. Permuting the n identical copies gives the same diagram, so it carries a symmetry factor 1/n!. Summing over n for each kind of piece gives Π</w:t>
+      </w:r>
+      <w:r>
+        <w:rPr>
+          <w:vertAlign w:val="subscript"/>
+        </w:rPr>
+        <w:t>C</w:t>
+      </w:r>
+      <w:r>
+        <w:t xml:space="preserve"> Σ</w:t>
+      </w:r>
+      <w:r>
+        <w:rPr>
+          <w:vertAlign w:val="subscript"/>
+        </w:rPr>
+        <w:t>n</w:t>
+      </w:r>
+      <w:r>
+        <w:t xml:space="preserve"> C</w:t>
+      </w:r>
+      <w:r>
+        <w:rPr>
+          <w:vertAlign w:val="superscript"/>
+        </w:rPr>
+        <w:t>n</w:t>
+      </w:r>
+      <w:r>
+        <w:t>/n! = exp[Σ</w:t>
+      </w:r>
+      <w:r>
+        <w:rPr>
+          <w:vertAlign w:val="subscript"/>
+        </w:rPr>
+        <w:t>C</w:t>
+      </w:r>
+      <w:r>
+        <w:t xml:space="preserve"> C]. The sum of all diagrams is the exponential of the sum of connected ones, so log Z is the sum of connected diagrams. For n = 2 this is the statement ⟨φ₁φ₂⟩</w:t>
+      </w:r>
+      <w:r>
+        <w:rPr>
+          <w:vertAlign w:val="subscript"/>
+        </w:rPr>
+        <w:t>c</w:t>
+      </w:r>
+      <w:r>
+        <w:t xml:space="preserve"> = ⟨φ₁φ₂⟩ − ⟨φ₁⟩⟨φ₂⟩, and for n = 4, with ⟨φ⟩ = 0,</w:t>
       </w:r>
     </w:p>
     <w:p>
@@ -4077,7 +4593,79 @@
     </w:p>
     <w:p>
       <w:r>
-        <w:t>For the free field this is φ_cl(x) = i∫D_F(x − y)J(y). Acting with K and using KD_F = iδ⁴ gives Kφ_cl = −J, which is (∂² + m²)φ_cl = J, the classical field equation with a source. For a static point source of strength g, this gives φ_cl = g e^{−mr}/(4πr). The quantum average in the presence of a source, at tree level, is the classical field that source produces. Lesson 82 inverts this relation, using φ_cl rather than J as the variable, and that is where loops correct the classical action.</w:t>
+        <w:t>For the free field this is φ</w:t>
+      </w:r>
+      <w:r>
+        <w:rPr>
+          <w:vertAlign w:val="subscript"/>
+        </w:rPr>
+        <w:t>cl</w:t>
+      </w:r>
+      <w:r>
+        <w:t>(x) = i∫D</w:t>
+      </w:r>
+      <w:r>
+        <w:rPr>
+          <w:vertAlign w:val="subscript"/>
+        </w:rPr>
+        <w:t>F</w:t>
+      </w:r>
+      <w:r>
+        <w:t>(x − y)J(y). Acting with K and using KD</w:t>
+      </w:r>
+      <w:r>
+        <w:rPr>
+          <w:vertAlign w:val="subscript"/>
+        </w:rPr>
+        <w:t>F</w:t>
+      </w:r>
+      <w:r>
+        <w:t xml:space="preserve"> = iδ⁴ gives Kφ</w:t>
+      </w:r>
+      <w:r>
+        <w:rPr>
+          <w:vertAlign w:val="subscript"/>
+        </w:rPr>
+        <w:t>cl</w:t>
+      </w:r>
+      <w:r>
+        <w:t xml:space="preserve"> = −J, which is (∂² + m²)φ</w:t>
+      </w:r>
+      <w:r>
+        <w:rPr>
+          <w:vertAlign w:val="subscript"/>
+        </w:rPr>
+        <w:t>cl</w:t>
+      </w:r>
+      <w:r>
+        <w:t xml:space="preserve"> = J, the classical field equation with a source. For a static point source of strength g, this gives φ</w:t>
+      </w:r>
+      <w:r>
+        <w:rPr>
+          <w:vertAlign w:val="subscript"/>
+        </w:rPr>
+        <w:t>cl</w:t>
+      </w:r>
+      <w:r>
+        <w:t xml:space="preserve"> = g e</w:t>
+      </w:r>
+      <w:r>
+        <w:rPr>
+          <w:vertAlign w:val="superscript"/>
+        </w:rPr>
+        <w:t>−mr</w:t>
+      </w:r>
+      <w:r>
+        <w:t>/(4πr). The quantum average in the presence of a source, at tree level, is the classical field that source produces. Lesson 82 inverts this relation, using φ</w:t>
+      </w:r>
+      <w:r>
+        <w:rPr>
+          <w:vertAlign w:val="subscript"/>
+        </w:rPr>
+        <w:t>cl</w:t>
+      </w:r>
+      <w:r>
+        <w:t xml:space="preserve"> rather than J as the variable, and that is where loops correct the classical action.</w:t>
       </w:r>
     </w:p>
     <w:p>
@@ -4091,7 +4679,16 @@
     </w:p>
     <w:p>
       <w:r>
-        <w:t>Use Lesson 80's zero-dimensional model, with weight e^{−x²/2 − λx⁴/24}, to find the connected four-point average to first order in λ.</w:t>
+        <w:t>Use Lesson 80's zero-dimensional model, with weight e</w:t>
+      </w:r>
+      <w:r>
+        <w:rPr>
+          <w:vertAlign w:val="superscript"/>
+        </w:rPr>
+        <w:t>−x²/2 − λx⁴/24</w:t>
+      </w:r>
+      <w:r>
+        <w:t>, to find the connected four-point average to first order in λ.</w:t>
       </w:r>
     </w:p>
     <w:p>
@@ -4231,7 +4828,25 @@
     </w:p>
     <w:p>
       <w:r>
-        <w:t>The disconnected part is 3⟨x²⟩² ≈ 3(1 − λ) = 3 − 3λ. So ⟨x⁴⟩_c = −λ. That is the bare vertex with all four legs attached to the external points. In iS_int, a −λφ⁴/4! term in ℒ gives the vertex −iλ. The 4! ways of attaching four legs cancel the 1/4!. Here, with no i's in zero dimensions, the result is −λ. In the free theory the connected four-point function would be zero.</w:t>
+        <w:t>The disconnected part is 3⟨x²⟩² ≈ 3(1 − λ) = 3 − 3λ. So ⟨x⁴⟩</w:t>
+      </w:r>
+      <w:r>
+        <w:rPr>
+          <w:vertAlign w:val="subscript"/>
+        </w:rPr>
+        <w:t>c</w:t>
+      </w:r>
+      <w:r>
+        <w:t xml:space="preserve"> = −λ. That is the bare vertex with all four legs attached to the external points. In iS</w:t>
+      </w:r>
+      <w:r>
+        <w:rPr>
+          <w:vertAlign w:val="subscript"/>
+        </w:rPr>
+        <w:t>int</w:t>
+      </w:r>
+      <w:r>
+        <w:t>, a −λφ⁴/4! term in ℒ gives the vertex −iλ. The 4! ways of attaching four legs cancel the 1/4!. Here, with no i's in zero dimensions, the result is −λ. In the free theory the connected four-point function would be zero.</w:t>
       </w:r>
     </w:p>
     <w:p>
@@ -4418,7 +5033,16 @@
     </w:p>
     <w:p>
       <w:r>
-        <w:t>Shift ψ and ψ̄, and use S_F = iK⁻¹ from Lesson 80, Section 5.2:</w:t>
+        <w:t>Shift ψ and ψ̄, and use S</w:t>
+      </w:r>
+      <w:r>
+        <w:rPr>
+          <w:vertAlign w:val="subscript"/>
+        </w:rPr>
+        <w:t>F</w:t>
+      </w:r>
+      <w:r>
+        <w:t xml:space="preserve"> = iK⁻¹ from Lesson 80, Section 5.2:</w:t>
       </w:r>
     </w:p>
     <w:p>
@@ -4882,12 +5506,57 @@
     </w:p>
     <w:p>
       <w:r>
-        <w:t>Check the ordering in a single Grassmann mode, with weight e^{−θ̄aθ + η̄θ + θ̄η}.</w:t>
+        <w:t>Check the ordering in a single Grassmann mode, with weight e</w:t>
+      </w:r>
+      <w:r>
+        <w:rPr>
+          <w:vertAlign w:val="superscript"/>
+        </w:rPr>
+        <w:t>−θ̄aθ + η̄θ + θ̄η</w:t>
+      </w:r>
+      <w:r>
+        <w:t>.</w:t>
       </w:r>
     </w:p>
     <w:p>
       <w:r>
-        <w:t>The completed square is −(θ̄ − η̄/a)a(θ − η/a) + η̄η/a, and Lesson 80's integral gives Z = a e^{η̄η/a}. Take ∂/∂η̄ first: it gives (η/a)e^{η̄η/a}. Then ∂/∂η of η/a gives 1/a. The other term is proportional to η², which vanishes. So (1/Z)∂_η∂_η̄Z|₀ = 1/a = ⟨θθ̄⟩, Lesson 80's result. Taking the derivatives in the other order gives −1/a. In Grassmann calculus the order of the derivatives carries the sign that operator language puts into the definition of the time-ordered product of fermions.</w:t>
+        <w:t>The completed square is −(θ̄ − η̄/a)a(θ − η/a) + η̄η/a, and Lesson 80's integral gives Z = a e</w:t>
+      </w:r>
+      <w:r>
+        <w:rPr>
+          <w:vertAlign w:val="superscript"/>
+        </w:rPr>
+        <w:t>η̄η/a</w:t>
+      </w:r>
+      <w:r>
+        <w:t>. Take ∂/∂η̄ first: it gives (η/a)e</w:t>
+      </w:r>
+      <w:r>
+        <w:rPr>
+          <w:vertAlign w:val="superscript"/>
+        </w:rPr>
+        <w:t>η̄η/a</w:t>
+      </w:r>
+      <w:r>
+        <w:t>. Then ∂/∂η of η/a gives 1/a. The other term is proportional to η², which vanishes. So (1/Z)∂</w:t>
+      </w:r>
+      <w:r>
+        <w:rPr>
+          <w:vertAlign w:val="subscript"/>
+        </w:rPr>
+        <w:t>η</w:t>
+      </w:r>
+      <w:r>
+        <w:t>∂</w:t>
+      </w:r>
+      <w:r>
+        <w:rPr>
+          <w:vertAlign w:val="subscript"/>
+        </w:rPr>
+        <w:t>η̄</w:t>
+      </w:r>
+      <w:r>
+        <w:t>Z|₀ = 1/a = ⟨θθ̄⟩, Lesson 80's result. Taking the derivatives in the other order gives −1/a. In Grassmann calculus the order of the derivatives carries the sign that operator language puts into the definition of the time-ordered product of fermions.</w:t>
       </w:r>
     </w:p>
     <w:p>
@@ -5077,7 +5746,43 @@
     </w:p>
     <w:p>
       <w:r>
-        <w:t>with S_QED including Lesson 71's gauge-fixing term. At e = 0 this is the product of the photon and electron free functionals, exp[−½∫JDJ] exp[−∫η̄S_Fη]. The interaction term e∫ψ̄γ^μψA_μ in S can be written by replacing each field with a derivative with respect to its source, and that is how Lesson 83 and Lesson 84 derive the Feynman rules. Z₀[0] for the electron is det K, by Lesson 80, Section 5.1, so W gains −i log det K = −i Tr log K. That is the sum of closed electron loops in an external field, with the fermion minus sign built in. It is the object Lesson 86 evaluates for a constant field.</w:t>
+        <w:t>with S</w:t>
+      </w:r>
+      <w:r>
+        <w:rPr>
+          <w:vertAlign w:val="subscript"/>
+        </w:rPr>
+        <w:t>QED</w:t>
+      </w:r>
+      <w:r>
+        <w:t xml:space="preserve"> including Lesson 71's gauge-fixing term. At e = 0 this is the product of the photon and electron free functionals, exp[−½∫JDJ] exp[−∫η̄S</w:t>
+      </w:r>
+      <w:r>
+        <w:rPr>
+          <w:vertAlign w:val="subscript"/>
+        </w:rPr>
+        <w:t>F</w:t>
+      </w:r>
+      <w:r>
+        <w:t>η]. The interaction term e∫ψ̄γ</w:t>
+      </w:r>
+      <w:r>
+        <w:rPr>
+          <w:vertAlign w:val="superscript"/>
+        </w:rPr>
+        <w:t>μ</w:t>
+      </w:r>
+      <w:r>
+        <w:t>ψA</w:t>
+      </w:r>
+      <w:r>
+        <w:rPr>
+          <w:vertAlign w:val="subscript"/>
+        </w:rPr>
+        <w:t>μ</w:t>
+      </w:r>
+      <w:r>
+        <w:t xml:space="preserve"> in S can be written by replacing each field with a derivative with respect to its source, and that is how Lesson 83 and Lesson 84 derive the Feynman rules. Z₀[0] for the electron is det K, by Lesson 80, Section 5.1, so W gains −i log det K = −i Tr log K. That is the sum of closed electron loops in an external field, with the fermion minus sign built in. It is the object Lesson 86 evaluates for a constant field.</w:t>
       </w:r>
     </w:p>
     <w:p>
@@ -5211,7 +5916,16 @@
           </w:tcPr>
           <w:p>
             <w:r>
-              <w:t>Z₀[J] = Z₀[0] exp(−½∫JD_FJ)</w:t>
+              <w:t>Z₀[J] = Z₀[0] exp(−½∫JD</w:t>
+            </w:r>
+            <w:r>
+              <w:rPr>
+                <w:vertAlign w:val="subscript"/>
+              </w:rPr>
+              <w:t>FJ</w:t>
+            </w:r>
+            <w:r>
+              <w:t>)</w:t>
             </w:r>
           </w:p>
         </w:tc>
@@ -5248,7 +5962,16 @@
           </w:tcPr>
           <w:p>
             <w:r>
-              <w:t>Z = e^{−iET} for static sources</w:t>
+              <w:t>Z = e</w:t>
+            </w:r>
+            <w:r>
+              <w:rPr>
+                <w:vertAlign w:val="superscript"/>
+              </w:rPr>
+              <w:t>−iET</w:t>
+            </w:r>
+            <w:r>
+              <w:t xml:space="preserve"> for static sources</w:t>
             </w:r>
           </w:p>
         </w:tc>
@@ -5285,7 +6008,13 @@
           </w:tcPr>
           <w:p>
             <w:r>
-              <w:t>|Z|² = e^{−n̄}</w:t>
+              <w:t>|Z|² = e</w:t>
+            </w:r>
+            <w:r>
+              <w:rPr>
+                <w:vertAlign w:val="superscript"/>
+              </w:rPr>
+              <w:t>−n̄</w:t>
             </w:r>
           </w:p>
         </w:tc>
@@ -5359,7 +6088,13 @@
           </w:tcPr>
           <w:p>
             <w:r>
-              <w:t>δW/δJ = φ_cl</w:t>
+              <w:t>δW/δJ = φ</w:t>
+            </w:r>
+            <w:r>
+              <w:rPr>
+                <w:vertAlign w:val="subscript"/>
+              </w:rPr>
+              <w:t>cl</w:t>
             </w:r>
           </w:p>
         </w:tc>
@@ -5436,7 +6171,16 @@
         </w:numPr>
       </w:pPr>
       <w:r>
-        <w:t>A linear source term turns a Gaussian integral into a generating function, and its derivatives are the moments. Wick's theorem is the expansion of e^{½jA⁻¹j}.</w:t>
+        <w:t>A linear source term turns a Gaussian integral into a generating function, and its derivatives are the moments. Wick's theorem is the expansion of e</w:t>
+      </w:r>
+      <w:r>
+        <w:rPr>
+          <w:vertAlign w:val="superscript"/>
+        </w:rPr>
+        <w:t>½jA⁻¹j</w:t>
+      </w:r>
+      <w:r>
+        <w:t>.</w:t>
       </w:r>
     </w:p>
     <w:p>
@@ -5460,7 +6204,25 @@
         </w:numPr>
       </w:pPr>
       <w:r>
-        <w:t>For a free field, Z₀[J] = Z₀[0] exp(−½∫JD_FJ). Two derivatives give D_F, and four give the three pairings.</w:t>
+        <w:t>For a free field, Z₀[J] = Z₀[0] exp(−½∫JD</w:t>
+      </w:r>
+      <w:r>
+        <w:rPr>
+          <w:vertAlign w:val="subscript"/>
+        </w:rPr>
+        <w:t>FJ</w:t>
+      </w:r>
+      <w:r>
+        <w:t>). Two derivatives give D</w:t>
+      </w:r>
+      <w:r>
+        <w:rPr>
+          <w:vertAlign w:val="subscript"/>
+        </w:rPr>
+        <w:t>F</w:t>
+      </w:r>
+      <w:r>
+        <w:t>, and four give the three pairings.</w:t>
       </w:r>
     </w:p>
     <w:p>
@@ -5472,7 +6234,34 @@
         </w:numPr>
       </w:pPr>
       <w:r>
-        <w:t>For static sources Z = e^{−iET}. Scalar exchange gives the attractive Yukawa energy −g²e^{−mr}/4πr. Photon exchange gives the repulsive Coulomb energy +q₁q₂/4πr, the sign set by g^{00}.</w:t>
+        <w:t>For static sources Z = e</w:t>
+      </w:r>
+      <w:r>
+        <w:rPr>
+          <w:vertAlign w:val="superscript"/>
+        </w:rPr>
+        <w:t>−iET</w:t>
+      </w:r>
+      <w:r>
+        <w:t>. Scalar exchange gives the attractive Yukawa energy −g²e</w:t>
+      </w:r>
+      <w:r>
+        <w:rPr>
+          <w:vertAlign w:val="superscript"/>
+        </w:rPr>
+        <w:t>−mr</w:t>
+      </w:r>
+      <w:r>
+        <w:t>/4πr. Photon exchange gives the repulsive Coulomb energy +q₁q₂/4πr, the sign set by g</w:t>
+      </w:r>
+      <w:r>
+        <w:rPr>
+          <w:vertAlign w:val="superscript"/>
+        </w:rPr>
+        <w:t>00</w:t>
+      </w:r>
+      <w:r>
+        <w:t>.</w:t>
       </w:r>
     </w:p>
     <w:p>
@@ -5484,7 +6273,16 @@
         </w:numPr>
       </w:pPr>
       <w:r>
-        <w:t>For moving sources, |Z|² = e^{−n̄}, the Poisson probability of emitting nothing.</w:t>
+        <w:t>For moving sources, |Z|² = e</w:t>
+      </w:r>
+      <w:r>
+        <w:rPr>
+          <w:vertAlign w:val="superscript"/>
+        </w:rPr>
+        <w:t>−n̄</w:t>
+      </w:r>
+      <w:r>
+        <w:t>, the Poisson probability of emitting nothing.</w:t>
       </w:r>
     </w:p>
     <w:p>
@@ -5520,7 +6318,16 @@
         </w:numPr>
       </w:pPr>
       <w:r>
-        <w:t>Grassmann sources give Z₀ = Z₀[0] exp(−∫η̄S_Fη), with the order of derivatives fixing the fermion signs.</w:t>
+        <w:t>Grassmann sources give Z₀ = Z₀[0] exp(−∫η̄S</w:t>
+      </w:r>
+      <w:r>
+        <w:rPr>
+          <w:vertAlign w:val="subscript"/>
+        </w:rPr>
+        <w:t>F</w:t>
+      </w:r>
+      <w:r>
+        <w:t>η), with the order of derivatives fixing the fermion signs.</w:t>
       </w:r>
     </w:p>
     <w:p>
@@ -5621,7 +6428,22 @@
           </w:tcPr>
           <w:p>
             <w:r>
-              <w:t>Derive Z(j) = Z(0)e^{½jA⁻¹j} by shifting x, and state what property of the measure is used.</w:t>
+              <w:rPr>
+                <w:b/>
+              </w:rPr>
+              <w:t>Extension.</w:t>
+            </w:r>
+            <w:r>
+              <w:t xml:space="preserve"> Derive Z(j) = Z(0)e</w:t>
+            </w:r>
+            <w:r>
+              <w:rPr>
+                <w:vertAlign w:val="superscript"/>
+              </w:rPr>
+              <w:t>½jA⁻¹j</w:t>
+            </w:r>
+            <w:r>
+              <w:t xml:space="preserve"> by shifting x, and state what property of the measure is used.</w:t>
             </w:r>
           </w:p>
         </w:tc>
@@ -5659,7 +6481,22 @@
           </w:tcPr>
           <w:p>
             <w:r>
-              <w:t>From e^{j²/2a}, find ⟨x⁸⟩ and check that it equals the number of pairings of eight objects divided by a⁴.</w:t>
+              <w:rPr>
+                <w:b/>
+              </w:rPr>
+              <w:t>Extension.</w:t>
+            </w:r>
+            <w:r>
+              <w:t xml:space="preserve"> From e</w:t>
+            </w:r>
+            <w:r>
+              <w:rPr>
+                <w:vertAlign w:val="superscript"/>
+              </w:rPr>
+              <w:t>j²/2a</w:t>
+            </w:r>
+            <w:r>
+              <w:t>, find ⟨x⁸⟩ and check that it equals the number of pairings of eight objects divided by a⁴.</w:t>
             </w:r>
           </w:p>
         </w:tc>
@@ -5695,7 +6532,13 @@
           </w:tcPr>
           <w:p>
             <w:r>
-              <w:t>Show that −iδ/δJ(x) acting on exp(i∫Jφ) brings down φ(x).</w:t>
+              <w:rPr>
+                <w:b/>
+              </w:rPr>
+              <w:t>Core.</w:t>
+            </w:r>
+            <w:r>
+              <w:t xml:space="preserve"> Show that −iδ/δJ(x) acting on exp(i∫Jφ) brings down φ(x).</w:t>
             </w:r>
           </w:p>
         </w:tc>
@@ -5733,7 +6576,31 @@
           </w:tcPr>
           <w:p>
             <w:r>
-              <w:t>Complete the square for ½φKφ + Jφ and show that Z₀[J] = Z₀[0]exp(−½∫JD_FJ), given D_F = iK⁻¹.</w:t>
+              <w:rPr>
+                <w:b/>
+              </w:rPr>
+              <w:t>Core.</w:t>
+            </w:r>
+            <w:r>
+              <w:t xml:space="preserve"> Complete the square for ½φKφ + Jφ and show that Z₀[J] = Z₀[0]exp(−½∫JD</w:t>
+            </w:r>
+            <w:r>
+              <w:rPr>
+                <w:vertAlign w:val="subscript"/>
+              </w:rPr>
+              <w:t>FJ</w:t>
+            </w:r>
+            <w:r>
+              <w:t>), given D</w:t>
+            </w:r>
+            <w:r>
+              <w:rPr>
+                <w:vertAlign w:val="subscript"/>
+              </w:rPr>
+              <w:t>F</w:t>
+            </w:r>
+            <w:r>
+              <w:t xml:space="preserve"> = iK⁻¹.</w:t>
             </w:r>
           </w:p>
         </w:tc>
@@ -5769,7 +6636,22 @@
           </w:tcPr>
           <w:p>
             <w:r>
-              <w:t>Differentiate Z₀[J] twice and confirm ⟨Tφ(x)φ(y)⟩ = D_F(x − y), keeping every factor of i.</w:t>
+              <w:rPr>
+                <w:b/>
+              </w:rPr>
+              <w:t>Extension.</w:t>
+            </w:r>
+            <w:r>
+              <w:t xml:space="preserve"> Differentiate Z₀[J] twice and confirm ⟨Tφ(x)φ(y)⟩ = D</w:t>
+            </w:r>
+            <w:r>
+              <w:rPr>
+                <w:vertAlign w:val="subscript"/>
+              </w:rPr>
+              <w:t>F</w:t>
+            </w:r>
+            <w:r>
+              <w:t>(x − y), keeping every factor of i.</w:t>
             </w:r>
           </w:p>
         </w:tc>
@@ -5807,7 +6689,13 @@
           </w:tcPr>
           <w:p>
             <w:r>
-              <w:t>How many terms does the free six-point function have, and why?</w:t>
+              <w:rPr>
+                <w:b/>
+              </w:rPr>
+              <w:t>Core.</w:t>
+            </w:r>
+            <w:r>
+              <w:t xml:space="preserve"> How many terms does the free six-point function have, and why?</w:t>
             </w:r>
           </w:p>
         </w:tc>
@@ -5843,7 +6731,22 @@
           </w:tcPr>
           <w:p>
             <w:r>
-              <w:t>For a static source J(x) = gδ³(x), show that the time integrals in ∫JD_FJ give 2πδ(k⁰) times T.</w:t>
+              <w:rPr>
+                <w:b/>
+              </w:rPr>
+              <w:t>Core.</w:t>
+            </w:r>
+            <w:r>
+              <w:t xml:space="preserve"> For a static source J(x) = gδ³(x), show that the time integrals in ∫JD</w:t>
+            </w:r>
+            <w:r>
+              <w:rPr>
+                <w:vertAlign w:val="subscript"/>
+              </w:rPr>
+              <w:t>FJ</w:t>
+            </w:r>
+            <w:r>
+              <w:t xml:space="preserve"> give 2πδ(k⁰) times T.</w:t>
             </w:r>
           </w:p>
         </w:tc>
@@ -5881,7 +6784,31 @@
           </w:tcPr>
           <w:p>
             <w:r>
-              <w:t>Evaluate ∫d³k e^{ik·r}/(2π)³(|k|² + m²) = e^{−mr}/4πr by doing the angular integral and closing the contour.</w:t>
+              <w:rPr>
+                <w:b/>
+              </w:rPr>
+              <w:t>Extension.</w:t>
+            </w:r>
+            <w:r>
+              <w:t xml:space="preserve"> Evaluate ∫d³k e</w:t>
+            </w:r>
+            <w:r>
+              <w:rPr>
+                <w:vertAlign w:val="superscript"/>
+              </w:rPr>
+              <w:t>ik·r</w:t>
+            </w:r>
+            <w:r>
+              <w:t>/(2π)³(|k|² + m²) = e</w:t>
+            </w:r>
+            <w:r>
+              <w:rPr>
+                <w:vertAlign w:val="superscript"/>
+              </w:rPr>
+              <w:t>−mr</w:t>
+            </w:r>
+            <w:r>
+              <w:t>/4πr by doing the angular integral and closing the contour.</w:t>
             </w:r>
           </w:p>
         </w:tc>
@@ -5917,7 +6844,13 @@
           </w:tcPr>
           <w:p>
             <w:r>
-              <w:t>Two scalar sources, g each, at 1 fm, exchange a pion. Find the energy in MeV for g²/4π = 14.</w:t>
+              <w:rPr>
+                <w:b/>
+              </w:rPr>
+              <w:t>Extension.</w:t>
+            </w:r>
+            <w:r>
+              <w:t xml:space="preserve"> Two scalar sources, g each, at 1 fm, exchange a pion. Find the energy in MeV for g²/4π = 14.</w:t>
             </w:r>
           </w:p>
         </w:tc>
@@ -5955,7 +6888,31 @@
           </w:tcPr>
           <w:p>
             <w:r>
-              <w:t>Explain why the gauge-dependent k^μk^ν term of the photon propagator does not contribute to ∫jDj for a conserved current.</w:t>
+              <w:rPr>
+                <w:b/>
+              </w:rPr>
+              <w:t>Core.</w:t>
+            </w:r>
+            <w:r>
+              <w:t xml:space="preserve"> Explain why the gauge-dependent k</w:t>
+            </w:r>
+            <w:r>
+              <w:rPr>
+                <w:vertAlign w:val="superscript"/>
+              </w:rPr>
+              <w:t>μ</w:t>
+            </w:r>
+            <w:r>
+              <w:t>k</w:t>
+            </w:r>
+            <w:r>
+              <w:rPr>
+                <w:vertAlign w:val="superscript"/>
+              </w:rPr>
+              <w:t>ν</w:t>
+            </w:r>
+            <w:r>
+              <w:t xml:space="preserve"> term of the photon propagator does not contribute to ∫jDj for a conserved current.</w:t>
             </w:r>
           </w:p>
         </w:tc>
@@ -5991,7 +6948,22 @@
           </w:tcPr>
           <w:p>
             <w:r>
-              <w:t>Show that Re[i/(x + iε)] = πδ(x), and use it to derive n̄ from Re∫JD_FJ.</w:t>
+              <w:rPr>
+                <w:b/>
+              </w:rPr>
+              <w:t>Extension.</w:t>
+            </w:r>
+            <w:r>
+              <w:t xml:space="preserve"> Show that Re[i/(x + iε)] = πδ(x), and use it to derive n̄ from Re∫JD</w:t>
+            </w:r>
+            <w:r>
+              <w:rPr>
+                <w:vertAlign w:val="subscript"/>
+              </w:rPr>
+              <w:t>FJ</w:t>
+            </w:r>
+            <w:r>
+              <w:t>.</w:t>
             </w:r>
           </w:p>
         </w:tc>
@@ -6029,7 +7001,13 @@
           </w:tcPr>
           <w:p>
             <w:r>
-              <w:t>Show that W is additive for two decoupled fields, and interpret the result.</w:t>
+              <w:rPr>
+                <w:b/>
+              </w:rPr>
+              <w:t>Core.</w:t>
+            </w:r>
+            <w:r>
+              <w:t xml:space="preserve"> Show that W is additive for two decoupled fields, and interpret the result.</w:t>
             </w:r>
           </w:p>
         </w:tc>
@@ -6065,7 +7043,22 @@
           </w:tcPr>
           <w:p>
             <w:r>
-              <w:t>Derive ⟨φ⟩_J = δW/δJ, and show that for the free field it solves (∂² + m²)φ = J.</w:t>
+              <w:rPr>
+                <w:b/>
+              </w:rPr>
+              <w:t>Extension.</w:t>
+            </w:r>
+            <w:r>
+              <w:t xml:space="preserve"> Derive ⟨φ⟩</w:t>
+            </w:r>
+            <w:r>
+              <w:rPr>
+                <w:vertAlign w:val="subscript"/>
+              </w:rPr>
+              <w:t>J</w:t>
+            </w:r>
+            <w:r>
+              <w:t xml:space="preserve"> = δW/δJ, and show that for the free field it solves (∂² + m²)φ = J.</w:t>
             </w:r>
           </w:p>
         </w:tc>
@@ -6103,7 +7096,40 @@
           </w:tcPr>
           <w:p>
             <w:r>
-              <w:t>In the zero-dimensional model, compute ⟨x²⟩_c and ⟨x⁴⟩_c at first order, and confirm that ⟨x⁴⟩_c = −λ.</w:t>
+              <w:rPr>
+                <w:b/>
+              </w:rPr>
+              <w:t>Core.</w:t>
+            </w:r>
+            <w:r>
+              <w:t xml:space="preserve"> In the zero-dimensional model, compute ⟨x²⟩</w:t>
+            </w:r>
+            <w:r>
+              <w:rPr>
+                <w:vertAlign w:val="subscript"/>
+              </w:rPr>
+              <w:t>c</w:t>
+            </w:r>
+            <w:r>
+              <w:t xml:space="preserve"> and ⟨x⁴⟩</w:t>
+            </w:r>
+            <w:r>
+              <w:rPr>
+                <w:vertAlign w:val="subscript"/>
+              </w:rPr>
+              <w:t>c</w:t>
+            </w:r>
+            <w:r>
+              <w:t xml:space="preserve"> at first order, and confirm that ⟨x⁴⟩</w:t>
+            </w:r>
+            <w:r>
+              <w:rPr>
+                <w:vertAlign w:val="subscript"/>
+              </w:rPr>
+              <w:t>c</w:t>
+            </w:r>
+            <w:r>
+              <w:t xml:space="preserve"> = −λ.</w:t>
             </w:r>
           </w:p>
         </w:tc>
@@ -6139,7 +7165,13 @@
           </w:tcPr>
           <w:p>
             <w:r>
-              <w:t>In the single-mode Grassmann example, show that the derivatives in the opposite order give −1/a.</w:t>
+              <w:rPr>
+                <w:b/>
+              </w:rPr>
+              <w:t>Core.</w:t>
+            </w:r>
+            <w:r>
+              <w:t xml:space="preserve"> In the single-mode Grassmann example, show that the derivatives in the opposite order give −1/a.</w:t>
             </w:r>
           </w:p>
         </w:tc>
@@ -6177,7 +7209,13 @@
           </w:tcPr>
           <w:p>
             <w:r>
-              <w:t>Challenge: show that W₀[J] contains −i log det K for the Dirac field, and explain why this is a sum of closed loops with a factor −1 each relative to a boson.</w:t>
+              <w:rPr>
+                <w:b/>
+              </w:rPr>
+              <w:t>Challenge.</w:t>
+            </w:r>
+            <w:r>
+              <w:t xml:space="preserve"> Show that W₀[J] contains −i log det K for the Dirac field, and explain why this is a sum of closed loops with a factor −1 each relative to a boson.</w:t>
             </w:r>
           </w:p>
         </w:tc>
@@ -6194,6 +7232,14 @@
     <w:p>
       <w:r>
         <w:rPr>
+          <w:i/>
+        </w:rPr>
+        <w:t>Attempt each exercise before reading its solution. If you are stuck, read only the first sentence of the solution, then try again.</w:t>
+      </w:r>
+    </w:p>
+    <w:p>
+      <w:r>
+        <w:rPr>
           <w:b/>
         </w:rPr>
         <w:t>1.</w:t>
@@ -6244,7 +7290,25 @@
         <w:t xml:space="preserve"> </w:t>
       </w:r>
       <w:r>
-        <w:t>As in Section 3.1, the remainder is −(i/2)∫JK⁻¹J in the exponent. K⁻¹ = −iD_F, so this is −½∫JD_FJ.</w:t>
+        <w:t>As in Section 3.1, the remainder is −(i/2)∫JK⁻¹J in the exponent. K⁻¹ = −iD</w:t>
+      </w:r>
+      <w:r>
+        <w:rPr>
+          <w:vertAlign w:val="subscript"/>
+        </w:rPr>
+        <w:t>F</w:t>
+      </w:r>
+      <w:r>
+        <w:t>, so this is −½∫JD</w:t>
+      </w:r>
+      <w:r>
+        <w:rPr>
+          <w:vertAlign w:val="subscript"/>
+        </w:rPr>
+        <w:t>FJ</w:t>
+      </w:r>
+      <w:r>
+        <w:t>.</w:t>
       </w:r>
     </w:p>
     <w:p>
@@ -6258,7 +7322,34 @@
         <w:t xml:space="preserve"> </w:t>
       </w:r>
       <w:r>
-        <w:t>−iδ/δJ(y) gives i(D_F J)(y) times Z. At J = 0 only the derivative of this factor survives: −iδ/δJ(x)[i(D_FJ)(y)] = D_F(x − y).</w:t>
+        <w:t>−iδ/δJ(y) gives i(D</w:t>
+      </w:r>
+      <w:r>
+        <w:rPr>
+          <w:vertAlign w:val="subscript"/>
+        </w:rPr>
+        <w:t>F</w:t>
+      </w:r>
+      <w:r>
+        <w:t xml:space="preserve"> J)(y) times Z. At J = 0 only the derivative of this factor survives: −iδ/δJ(x)[i(D</w:t>
+      </w:r>
+      <w:r>
+        <w:rPr>
+          <w:vertAlign w:val="subscript"/>
+        </w:rPr>
+        <w:t>FJ</w:t>
+      </w:r>
+      <w:r>
+        <w:t>)(y)] = D</w:t>
+      </w:r>
+      <w:r>
+        <w:rPr>
+          <w:vertAlign w:val="subscript"/>
+        </w:rPr>
+        <w:t>F</w:t>
+      </w:r>
+      <w:r>
+        <w:t>(x − y).</w:t>
       </w:r>
     </w:p>
     <w:p>
@@ -6286,7 +7377,16 @@
         <w:t xml:space="preserve"> </w:t>
       </w:r>
       <w:r>
-        <w:t>∫dx⁰dy⁰ e^{−ik⁰(x⁰ − y⁰)} = 2πδ(k⁰) × ∫dx⁰, and ∫dx⁰ = T.</w:t>
+        <w:t>∫dx⁰dy⁰ e</w:t>
+      </w:r>
+      <w:r>
+        <w:rPr>
+          <w:vertAlign w:val="superscript"/>
+        </w:rPr>
+        <w:t>−ik⁰(x⁰ − y⁰)</w:t>
+      </w:r>
+      <w:r>
+        <w:t xml:space="preserve"> = 2πδ(k⁰) × ∫dx⁰, and ∫dx⁰ = T.</w:t>
       </w:r>
     </w:p>
     <w:p>
@@ -6300,7 +7400,49 @@
         <w:t xml:space="preserve"> </w:t>
       </w:r>
       <w:r>
-        <w:t>The angular integral gives (1/2π²r)∫₀^∞ k sin(kr) dk/(k² + m²) = (1/4π²ir)∫_{−∞}^{∞} k e^{ikr}dk/(k² + m²). Close the contour in the upper half plane. The pole at k = im has residue e^{−mr}/2, so the integral is e^{−mr}/4πr.</w:t>
+        <w:t>The angular integral gives (1/2π²r)∫₀^∞ k sin(kr) dk/(k² + m²) = (1/4π²ir)∫</w:t>
+      </w:r>
+      <w:r>
+        <w:rPr>
+          <w:vertAlign w:val="subscript"/>
+        </w:rPr>
+        <w:t>−∞</w:t>
+      </w:r>
+      <w:r>
+        <w:rPr>
+          <w:vertAlign w:val="superscript"/>
+        </w:rPr>
+        <w:t>∞</w:t>
+      </w:r>
+      <w:r>
+        <w:t xml:space="preserve"> k e</w:t>
+      </w:r>
+      <w:r>
+        <w:rPr>
+          <w:vertAlign w:val="superscript"/>
+        </w:rPr>
+        <w:t>ikr</w:t>
+      </w:r>
+      <w:r>
+        <w:t>dk/(k² + m²). Close the contour in the upper half plane. The pole at k = im has residue e</w:t>
+      </w:r>
+      <w:r>
+        <w:rPr>
+          <w:vertAlign w:val="superscript"/>
+        </w:rPr>
+        <w:t>−mr</w:t>
+      </w:r>
+      <w:r>
+        <w:t>/2, so the integral is e</w:t>
+      </w:r>
+      <w:r>
+        <w:rPr>
+          <w:vertAlign w:val="superscript"/>
+        </w:rPr>
+        <w:t>−mr</w:t>
+      </w:r>
+      <w:r>
+        <w:t>/4πr.</w:t>
       </w:r>
     </w:p>
     <w:p>
@@ -6314,7 +7456,43 @@
         <w:t xml:space="preserve"> </w:t>
       </w:r>
       <w:r>
-        <w:t>E = −(g²/4π)e^{−mr}/r. With ℏc/m = 1.414 fm, e^{−1/1.414} = 0.493. Then E = −14 × 0.493 × 197.3 MeV fm / 1 fm ≈ −1.4 GeV. The real one-pion-exchange potential is far weaker. The pion is pseudoscalar, so in the static limit its coupling to a nucleon is suppressed by (m_π/2M_N)² ≈ 0.0055. That leaves an effective strength f²/4π ≈ 0.08 and a spin-dependent potential of order 10 MeV at 1 fm. The exercise shows how large a coupling of 14 would be if nothing suppressed it.</w:t>
+        <w:t>E = −(g²/4π)e</w:t>
+      </w:r>
+      <w:r>
+        <w:rPr>
+          <w:vertAlign w:val="superscript"/>
+        </w:rPr>
+        <w:t>−mr</w:t>
+      </w:r>
+      <w:r>
+        <w:t>/r. With ℏc/m = 1.414 fm, e</w:t>
+      </w:r>
+      <w:r>
+        <w:rPr>
+          <w:vertAlign w:val="superscript"/>
+        </w:rPr>
+        <w:t>−1/1.414</w:t>
+      </w:r>
+      <w:r>
+        <w:t xml:space="preserve"> = 0.493. Then E = −14 × 0.493 × 197.3 MeV fm / 1 fm ≈ −1.4 GeV. The real one-pion-exchange potential is far weaker. The pion is pseudoscalar, so in the static limit its coupling to a nucleon is suppressed by (m</w:t>
+      </w:r>
+      <w:r>
+        <w:rPr>
+          <w:vertAlign w:val="subscript"/>
+        </w:rPr>
+        <w:t>π</w:t>
+      </w:r>
+      <w:r>
+        <w:t>/2M</w:t>
+      </w:r>
+      <w:r>
+        <w:rPr>
+          <w:vertAlign w:val="subscript"/>
+        </w:rPr>
+        <w:t>N</w:t>
+      </w:r>
+      <w:r>
+        <w:t>)² ≈ 0.0055. That leaves an effective strength f²/4π ≈ 0.08 and a spin-dependent potential of order 10 MeV at 1 fm. The exercise shows how large a coupling of 14 would be if nothing suppressed it.</w:t>
       </w:r>
     </w:p>
     <w:p>
@@ -6328,7 +7506,61 @@
         <w:t xml:space="preserve"> </w:t>
       </w:r>
       <w:r>
-        <w:t>The term is proportional to k^μk^ν, and j̃_μ(k)k^μ = 0 is the Fourier form of ∂_μj^μ = 0.</w:t>
+        <w:t>The term is proportional to k</w:t>
+      </w:r>
+      <w:r>
+        <w:rPr>
+          <w:vertAlign w:val="superscript"/>
+        </w:rPr>
+        <w:t>μ</w:t>
+      </w:r>
+      <w:r>
+        <w:t>k</w:t>
+      </w:r>
+      <w:r>
+        <w:rPr>
+          <w:vertAlign w:val="superscript"/>
+        </w:rPr>
+        <w:t>ν</w:t>
+      </w:r>
+      <w:r>
+        <w:t>, and j̃</w:t>
+      </w:r>
+      <w:r>
+        <w:rPr>
+          <w:vertAlign w:val="subscript"/>
+        </w:rPr>
+        <w:t>μ</w:t>
+      </w:r>
+      <w:r>
+        <w:t>(k)k</w:t>
+      </w:r>
+      <w:r>
+        <w:rPr>
+          <w:vertAlign w:val="superscript"/>
+        </w:rPr>
+        <w:t>μ</w:t>
+      </w:r>
+      <w:r>
+        <w:t xml:space="preserve"> = 0 is the Fourier form of ∂</w:t>
+      </w:r>
+      <w:r>
+        <w:rPr>
+          <w:vertAlign w:val="subscript"/>
+        </w:rPr>
+        <w:t>μ</w:t>
+      </w:r>
+      <w:r>
+        <w:t>j</w:t>
+      </w:r>
+      <w:r>
+        <w:rPr>
+          <w:vertAlign w:val="superscript"/>
+        </w:rPr>
+        <w:t>μ</w:t>
+      </w:r>
+      <w:r>
+        <w:t xml:space="preserve"> = 0.</w:t>
       </w:r>
     </w:p>
     <w:p>
@@ -6370,7 +7602,34 @@
         <w:t xml:space="preserve"> </w:t>
       </w:r>
       <w:r>
-        <w:t>δW/δJ = −i(1/Z)δZ/δJ = ⟨φ⟩_J. For the free field this is i∫D_FJ. KD_F = iδ⁴ gives Kφ = i·i J = −J, which is (∂² + m²)φ = J.</w:t>
+        <w:t>δW/δJ = −i(1/Z)δZ/δJ = ⟨φ⟩</w:t>
+      </w:r>
+      <w:r>
+        <w:rPr>
+          <w:vertAlign w:val="subscript"/>
+        </w:rPr>
+        <w:t>J</w:t>
+      </w:r>
+      <w:r>
+        <w:t>. For the free field this is i∫D</w:t>
+      </w:r>
+      <w:r>
+        <w:rPr>
+          <w:vertAlign w:val="subscript"/>
+        </w:rPr>
+        <w:t>FJ</w:t>
+      </w:r>
+      <w:r>
+        <w:t>. KD</w:t>
+      </w:r>
+      <w:r>
+        <w:rPr>
+          <w:vertAlign w:val="subscript"/>
+        </w:rPr>
+        <w:t>F</w:t>
+      </w:r>
+      <w:r>
+        <w:t xml:space="preserve"> = iδ⁴ gives Kφ = i·i J = −J, which is (∂² + m²)φ = J.</w:t>
       </w:r>
     </w:p>
     <w:p>
@@ -6384,7 +7643,25 @@
         <w:t xml:space="preserve"> </w:t>
       </w:r>
       <w:r>
-        <w:t>⟨x²⟩_c = ⟨x²⟩ = 1 − λ/2, since ⟨x⟩ = 0. ⟨x⁴⟩_c = (3 − 4λ) − 3(1 − λ/2)² = −λ + O(λ²).</w:t>
+        <w:t>⟨x²⟩</w:t>
+      </w:r>
+      <w:r>
+        <w:rPr>
+          <w:vertAlign w:val="subscript"/>
+        </w:rPr>
+        <w:t>c</w:t>
+      </w:r>
+      <w:r>
+        <w:t xml:space="preserve"> = ⟨x²⟩ = 1 − λ/2, since ⟨x⟩ = 0. ⟨x⁴⟩</w:t>
+      </w:r>
+      <w:r>
+        <w:rPr>
+          <w:vertAlign w:val="subscript"/>
+        </w:rPr>
+        <w:t>c</w:t>
+      </w:r>
+      <w:r>
+        <w:t xml:space="preserve"> = (3 − 4λ) − 3(1 − λ/2)² = −λ + O(λ²).</w:t>
       </w:r>
     </w:p>
     <w:p>
@@ -6398,7 +7675,16 @@
         <w:t xml:space="preserve"> </w:t>
       </w:r>
       <w:r>
-        <w:t>∂/∂η first gives −(η̄/a)e^{η̄η/a}, moving η to the front past η̄ in η̄η. Then ∂/∂η̄ gives −1/a.</w:t>
+        <w:t>∂/∂η first gives −(η̄/a)e</w:t>
+      </w:r>
+      <w:r>
+        <w:rPr>
+          <w:vertAlign w:val="superscript"/>
+        </w:rPr>
+        <w:t>η̄η/a</w:t>
+      </w:r>
+      <w:r>
+        <w:t>, moving η to the front past η̄ in η̄η. Then ∂/∂η̄ gives −1/a.</w:t>
       </w:r>
     </w:p>
     <w:p>
@@ -6412,7 +7698,34 @@
         <w:t xml:space="preserve"> </w:t>
       </w:r>
       <w:r>
-        <w:t>Z₀[0] = ∫Dψ̄Dψ e^{iψ̄Kψ} ∝ det K, so W₀[0] = −i log det K + constant = −i Tr log K. For a boson, Z₀[0] ∝ (det K)^{−1/2} for a real field or (det K)^{−1} for a complex one, so the sign of Tr log is reversed. Expanding Tr log(K₀ + V) in powers of V gives Tr[(K₀⁻¹V)ⁿ]/n with alternating signs, a closed loop with n insertions of the external field.</w:t>
+        <w:t>Z₀[0] = ∫Dψ̄Dψ e</w:t>
+      </w:r>
+      <w:r>
+        <w:rPr>
+          <w:vertAlign w:val="superscript"/>
+        </w:rPr>
+        <w:t>iψ̄Kψ</w:t>
+      </w:r>
+      <w:r>
+        <w:t xml:space="preserve"> ∝ det K, so W₀[0] = −i log det K + constant = −i Tr log K. For a boson, Z₀[0] ∝ (det K)</w:t>
+      </w:r>
+      <w:r>
+        <w:rPr>
+          <w:vertAlign w:val="superscript"/>
+        </w:rPr>
+        <w:t>−1/2</w:t>
+      </w:r>
+      <w:r>
+        <w:t xml:space="preserve"> for a real field or (det K)</w:t>
+      </w:r>
+      <w:r>
+        <w:rPr>
+          <w:vertAlign w:val="superscript"/>
+        </w:rPr>
+        <w:t>−1</w:t>
+      </w:r>
+      <w:r>
+        <w:t xml:space="preserve"> for a complex one, so the sign of Tr log is reversed. Expanding Tr log(K₀ + V) in powers of V gives Tr[(K₀⁻¹V)ⁿ]/n with alternating signs, a closed loop with n insertions of the external field.</w:t>
       </w:r>
     </w:p>
     <w:p>
@@ -6420,63 +7733,12 @@
         <w:pStyle w:val="Heading2"/>
       </w:pPr>
       <w:r>
-        <w:t>Mastery checklist</w:t>
+        <w:t>Mastery check</w:t>
       </w:r>
     </w:p>
     <w:p>
-      <w:pPr>
-        <w:pStyle w:val="ListBullet"/>
-      </w:pPr>
-      <w:r>
-        <w:t>I can derive moments and Wick's theorem from a generating function.</w:t>
-      </w:r>
-    </w:p>
-    <w:p>
-      <w:pPr>
-        <w:pStyle w:val="ListBullet"/>
-      </w:pPr>
-      <w:r>
-        <w:t>I can define Z[J] and write any correlator as functional derivatives, with the right factors of i.</w:t>
-      </w:r>
-    </w:p>
-    <w:p>
-      <w:pPr>
-        <w:pStyle w:val="ListBullet"/>
-      </w:pPr>
-      <w:r>
-        <w:t>I can complete the square to obtain Z₀[J] in terms of D_F.</w:t>
-      </w:r>
-    </w:p>
-    <w:p>
-      <w:pPr>
-        <w:pStyle w:val="ListBullet"/>
-      </w:pPr>
-      <w:r>
-        <w:t>I can derive the Yukawa and Coulomb energies from Z = e^{−iET}, and explain the sign difference between spin 0 and spin 1.</w:t>
-      </w:r>
-    </w:p>
-    <w:p>
-      <w:pPr>
-        <w:pStyle w:val="ListBullet"/>
-      </w:pPr>
-      <w:r>
-        <w:t>I can relate |Z|² to the probability of emitting no quanta.</w:t>
-      </w:r>
-    </w:p>
-    <w:p>
-      <w:pPr>
-        <w:pStyle w:val="ListBullet"/>
-      </w:pPr>
-      <w:r>
-        <w:t>I can explain why W = −i log Z generates connected correlators and why δW/δJ is the classical field.</w:t>
-      </w:r>
-    </w:p>
-    <w:p>
-      <w:pPr>
-        <w:pStyle w:val="ListBullet"/>
-      </w:pPr>
-      <w:r>
-        <w:t>I can handle Grassmann sources and the ordering of their derivatives.</w:t>
+      <w:r>
+        <w:t>Before moving on, do the Core exercises without looking at the solutions and state this lesson's main result from memory. If both go smoothly, continue; if not, reread the sections the missed exercises cite.</w:t>
       </w:r>
     </w:p>
     <w:p>
@@ -6528,7 +7790,7 @@
         <w:color w:val="5A5A5A"/>
         <w:sz w:val="16"/>
       </w:rPr>
-      <w:t>QED Course   Lesson 81</w:t>
+      <w:t>A QED Course   Lesson 81</w:t>
     </w:r>
   </w:p>
 </w:hdr>
